--- a/封面_前六页.docx
+++ b/封面_前六页.docx
@@ -577,7 +577,7 @@
     <w:p>
       <w:pPr>
         <w:spacing w:before="102" w:line="226" w:lineRule="auto"/>
-        <w:ind w:firstLine="4536" w:firstLineChars="1400"/>
+        <w:ind w:left="4959"/>
         <w:rPr>
           <w:rFonts w:ascii="黑体" w:hAnsi="黑体" w:eastAsia="黑体" w:cs="黑体"/>
           <w:sz w:val="31"/>
@@ -597,23 +597,13 @@
     <w:p>
       <w:pPr>
         <w:spacing w:before="242" w:line="228" w:lineRule="auto"/>
-        <w:ind w:firstLine="648" w:firstLineChars="200"/>
+        <w:ind w:left="5595"/>
         <w:rPr>
           <w:rFonts w:ascii="黑体" w:hAnsi="黑体" w:eastAsia="黑体" w:cs="黑体"/>
           <w:sz w:val="31"/>
           <w:szCs w:val="31"/>
         </w:rPr>
       </w:pPr>
-      <w:r>
-        <w:rPr>
-          <w:rFonts w:hint="eastAsia" w:ascii="黑体" w:hAnsi="黑体" w:eastAsia="黑体" w:cs="黑体"/>
-          <w:spacing w:val="7"/>
-          <w:sz w:val="31"/>
-          <w:szCs w:val="31"/>
-          <w:lang w:val="en-US" w:eastAsia="zh-CN"/>
-        </w:rPr>
-        <w:t xml:space="preserve">                            </w:t>
-      </w:r>
       <w:r>
         <w:rPr>
           <w:rFonts w:ascii="黑体" w:hAnsi="黑体" w:eastAsia="黑体" w:cs="黑体"/>
@@ -623,8 +613,6 @@
         </w:rPr>
         <w:t>二○二六年六月</w:t>
       </w:r>
-      <w:bookmarkStart w:id="1" w:name="_GoBack"/>
-      <w:bookmarkEnd w:id="1"/>
     </w:p>
     <w:p>
       <w:pPr>
@@ -720,112 +708,50 @@
     </w:p>
     <w:p>
       <w:pPr>
-        <w:spacing w:before="123" w:line="193" w:lineRule="auto"/>
-        <w:ind w:left="941"/>
-        <w:rPr>
-          <w:rFonts w:ascii="Times New Roman" w:hAnsi="Times New Roman" w:eastAsia="Times New Roman" w:cs="Times New Roman"/>
-          <w:sz w:val="43"/>
-          <w:szCs w:val="43"/>
-        </w:rPr>
-      </w:pPr>
-      <w:r>
-        <w:rPr>
-          <w:rFonts w:ascii="Times New Roman" w:hAnsi="Times New Roman" w:eastAsia="Times New Roman" w:cs="Times New Roman"/>
+        <w:keepNext w:val="0"/>
+        <w:keepLines w:val="0"/>
+        <w:pageBreakBefore w:val="0"/>
+        <w:widowControl/>
+        <w:kinsoku w:val="0"/>
+        <w:wordWrap/>
+        <w:overflowPunct/>
+        <w:topLinePunct w:val="0"/>
+        <w:autoSpaceDE w:val="0"/>
+        <w:autoSpaceDN w:val="0"/>
+        <w:bidi w:val="0"/>
+        <w:adjustRightInd w:val="0"/>
+        <w:snapToGrid w:val="0"/>
+        <w:spacing w:before="202" w:line="300" w:lineRule="auto"/>
+        <w:jc w:val="center"/>
+        <w:textAlignment w:val="baseline"/>
+        <w:rPr>
+          <w:rFonts w:hint="default" w:ascii="Times New Roman" w:hAnsi="Times New Roman" w:eastAsia="Times New Roman" w:cs="Times New Roman"/>
+          <w:b/>
+          <w:bCs/>
+          <w:sz w:val="44"/>
+          <w:szCs w:val="44"/>
+        </w:rPr>
+      </w:pPr>
+      <w:r>
+        <w:rPr>
+          <w:rFonts w:hint="default" w:ascii="Times New Roman" w:hAnsi="Times New Roman" w:eastAsia="Times New Roman" w:cs="Times New Roman"/>
           <w:b/>
           <w:bCs/>
           <w:spacing w:val="5"/>
-          <w:sz w:val="43"/>
-          <w:szCs w:val="43"/>
-        </w:rPr>
-        <w:t>Research on Key Issue</w:t>
-      </w:r>
-      <w:r>
-        <w:rPr>
-          <w:rFonts w:ascii="Times New Roman" w:hAnsi="Times New Roman" w:eastAsia="Times New Roman" w:cs="Times New Roman"/>
+          <w:sz w:val="44"/>
+          <w:szCs w:val="44"/>
+        </w:rPr>
+        <w:t>R</w:t>
+      </w:r>
+      <w:r>
+        <w:rPr>
+          <w:rFonts w:hint="default" w:ascii="Times New Roman" w:hAnsi="Times New Roman" w:eastAsia="宋体" w:cs="Times New Roman"/>
           <w:b/>
           <w:bCs/>
-          <w:spacing w:val="4"/>
-          <w:sz w:val="43"/>
-          <w:szCs w:val="43"/>
-        </w:rPr>
-        <w:t>s of</w:t>
-      </w:r>
-      <w:r>
-        <w:rPr>
-          <w:rFonts w:ascii="Times New Roman" w:hAnsi="Times New Roman" w:eastAsia="Times New Roman" w:cs="Times New Roman"/>
-          <w:b/>
-          <w:bCs/>
-          <w:spacing w:val="-22"/>
-          <w:sz w:val="43"/>
-          <w:szCs w:val="43"/>
-        </w:rPr>
-        <w:t xml:space="preserve"> </w:t>
-      </w:r>
-      <w:r>
-        <w:rPr>
-          <w:rFonts w:ascii="Times New Roman" w:hAnsi="Times New Roman" w:eastAsia="Times New Roman" w:cs="Times New Roman"/>
-          <w:b/>
-          <w:bCs/>
-          <w:spacing w:val="4"/>
-          <w:sz w:val="43"/>
-          <w:szCs w:val="43"/>
-        </w:rPr>
-        <w:t>High-Fidelity</w:t>
-      </w:r>
-    </w:p>
-    <w:p>
-      <w:pPr>
-        <w:spacing w:before="202" w:line="192" w:lineRule="auto"/>
-        <w:jc w:val="right"/>
-        <w:rPr>
-          <w:rFonts w:ascii="Times New Roman" w:hAnsi="Times New Roman" w:eastAsia="Times New Roman" w:cs="Times New Roman"/>
-          <w:sz w:val="43"/>
-          <w:szCs w:val="43"/>
-        </w:rPr>
-      </w:pPr>
-      <w:r>
-        <w:rPr>
-          <w:rFonts w:ascii="Times New Roman" w:hAnsi="Times New Roman" w:eastAsia="Times New Roman" w:cs="Times New Roman"/>
-          <w:b/>
-          <w:bCs/>
-          <w:spacing w:val="4"/>
-          <w:sz w:val="43"/>
-          <w:szCs w:val="43"/>
-        </w:rPr>
-        <w:t>Wireframe Generation Ba</w:t>
-      </w:r>
-      <w:r>
-        <w:rPr>
-          <w:rFonts w:ascii="Times New Roman" w:hAnsi="Times New Roman" w:eastAsia="Times New Roman" w:cs="Times New Roman"/>
-          <w:b/>
-          <w:bCs/>
-          <w:spacing w:val="3"/>
-          <w:sz w:val="43"/>
-          <w:szCs w:val="43"/>
-        </w:rPr>
-        <w:t>sed on UI</w:t>
-      </w:r>
-      <w:r>
-        <w:rPr>
-          <w:rFonts w:ascii="Times New Roman" w:hAnsi="Times New Roman" w:eastAsia="Times New Roman" w:cs="Times New Roman"/>
-          <w:b/>
-          <w:bCs/>
-          <w:spacing w:val="26"/>
-          <w:sz w:val="43"/>
-          <w:szCs w:val="43"/>
-        </w:rPr>
-        <w:t xml:space="preserve"> </w:t>
-      </w:r>
-      <w:r>
-        <w:rPr>
-          <w:rFonts w:ascii="Times New Roman" w:hAnsi="Times New Roman" w:eastAsia="Times New Roman" w:cs="Times New Roman"/>
-          <w:b/>
-          <w:bCs/>
-          <w:spacing w:val="3"/>
-          <w:sz w:val="43"/>
-          <w:szCs w:val="43"/>
-        </w:rPr>
-        <w:t>Sketches</w:t>
+          <w:sz w:val="44"/>
+          <w:szCs w:val="44"/>
+        </w:rPr>
+        <w:t>esearch on Heterogeneous Graph Federated Recommendation Algorithms Based on Contrastive Learning</w:t>
       </w:r>
     </w:p>
     <w:p>
@@ -861,25 +787,7 @@
     <w:p>
       <w:pPr>
         <w:pStyle w:val="2"/>
-        <w:spacing w:line="254" w:lineRule="auto"/>
-      </w:pPr>
-    </w:p>
-    <w:p>
-      <w:pPr>
-        <w:pStyle w:val="2"/>
-        <w:spacing w:line="254" w:lineRule="auto"/>
-      </w:pPr>
-    </w:p>
-    <w:p>
-      <w:pPr>
-        <w:pStyle w:val="2"/>
-        <w:spacing w:line="254" w:lineRule="auto"/>
-      </w:pPr>
-    </w:p>
-    <w:p>
-      <w:pPr>
-        <w:pStyle w:val="2"/>
-        <w:spacing w:line="254" w:lineRule="auto"/>
+        <w:spacing w:line="255" w:lineRule="auto"/>
       </w:pPr>
     </w:p>
     <w:p>
@@ -1100,6 +1008,14 @@
         <w:pStyle w:val="2"/>
         <w:spacing w:line="264" w:lineRule="auto"/>
       </w:pPr>
+      <w:bookmarkStart w:id="1" w:name="_GoBack"/>
+      <w:bookmarkEnd w:id="1"/>
+    </w:p>
+    <w:p>
+      <w:pPr>
+        <w:pStyle w:val="2"/>
+        <w:spacing w:line="264" w:lineRule="auto"/>
+      </w:pPr>
     </w:p>
     <w:p>
       <w:pPr>
@@ -1227,224 +1143,6 @@
           <w:szCs w:val="31"/>
         </w:rPr>
         <w:t>Engineer</w:t>
-      </w:r>
-    </w:p>
-    <w:p>
-      <w:pPr>
-        <w:spacing w:line="197" w:lineRule="auto"/>
-        <w:rPr>
-          <w:rFonts w:ascii="Times New Roman" w:hAnsi="Times New Roman" w:eastAsia="Times New Roman" w:cs="Times New Roman"/>
-          <w:sz w:val="31"/>
-          <w:szCs w:val="31"/>
-        </w:rPr>
-      </w:pPr>
-      <w:r>
-        <w:rPr>
-          <w:sz w:val="31"/>
-        </w:rPr>
-        <mc:AlternateContent>
-          <mc:Choice Requires="wps">
-            <w:drawing>
-              <wp:anchor distT="0" distB="0" distL="114300" distR="114300" simplePos="0" relativeHeight="251659264" behindDoc="0" locked="0" layoutInCell="1" allowOverlap="1">
-                <wp:simplePos x="0" y="0"/>
-                <wp:positionH relativeFrom="column">
-                  <wp:posOffset>2449830</wp:posOffset>
-                </wp:positionH>
-                <wp:positionV relativeFrom="paragraph">
-                  <wp:posOffset>97790</wp:posOffset>
-                </wp:positionV>
-                <wp:extent cx="1762125" cy="410210"/>
-                <wp:effectExtent l="0" t="0" r="9525" b="8890"/>
-                <wp:wrapNone/>
-                <wp:docPr id="1" name="文本框 1"/>
-                <wp:cNvGraphicFramePr/>
-                <a:graphic xmlns:a="http://schemas.openxmlformats.org/drawingml/2006/main">
-                  <a:graphicData uri="http://schemas.microsoft.com/office/word/2010/wordprocessingShape">
-                    <wps:wsp>
-                      <wps:cNvSpPr txBox="1"/>
-                      <wps:spPr>
-                        <a:xfrm>
-                          <a:off x="3345815" y="8376285"/>
-                          <a:ext cx="1762125" cy="410210"/>
-                        </a:xfrm>
-                        <a:prstGeom prst="rect">
-                          <a:avLst/>
-                        </a:prstGeom>
-                        <a:solidFill>
-                          <a:schemeClr val="lt1"/>
-                        </a:solidFill>
-                        <a:ln w="6350">
-                          <a:noFill/>
-                        </a:ln>
-                      </wps:spPr>
-                      <wps:style>
-                        <a:lnRef idx="0">
-                          <a:schemeClr val="accent1"/>
-                        </a:lnRef>
-                        <a:fillRef idx="0">
-                          <a:schemeClr val="accent1"/>
-                        </a:fillRef>
-                        <a:effectRef idx="0">
-                          <a:schemeClr val="accent1"/>
-                        </a:effectRef>
-                        <a:fontRef idx="minor">
-                          <a:schemeClr val="dk1"/>
-                        </a:fontRef>
-                      </wps:style>
-                      <wps:txbx>
-                        <w:txbxContent>
-                          <w:p>
-                            <w:pPr>
-                              <w:keepNext w:val="0"/>
-                              <w:keepLines w:val="0"/>
-                              <w:widowControl/>
-                              <w:suppressLineNumbers w:val="0"/>
-                              <w:jc w:val="left"/>
-                              <w:rPr>
-                                <w:rFonts w:ascii="Times New Roman" w:hAnsi="Times New Roman" w:eastAsia="Times New Roman" w:cs="Times New Roman"/>
-                                <w:sz w:val="31"/>
-                                <w:szCs w:val="31"/>
-                              </w:rPr>
-                            </w:pPr>
-                            <w:r>
-                              <w:rPr>
-                                <w:rFonts w:hint="eastAsia" w:ascii="Times New Roman" w:hAnsi="Times New Roman" w:eastAsia="宋体" w:cs="Times New Roman"/>
-                                <w:snapToGrid w:val="0"/>
-                                <w:color w:val="000000"/>
-                                <w:kern w:val="0"/>
-                                <w:sz w:val="31"/>
-                                <w:szCs w:val="31"/>
-                                <w:lang w:val="en-US" w:eastAsia="zh-CN" w:bidi="ar"/>
-                              </w:rPr>
-                              <w:t>J</w:t>
-                            </w:r>
-                            <w:r>
-                              <w:rPr>
-                                <w:rFonts w:hint="default" w:ascii="Times New Roman" w:hAnsi="Times New Roman" w:eastAsia="宋体" w:cs="Times New Roman"/>
-                                <w:snapToGrid w:val="0"/>
-                                <w:color w:val="000000"/>
-                                <w:kern w:val="0"/>
-                                <w:sz w:val="31"/>
-                                <w:szCs w:val="31"/>
-                                <w:lang w:val="en-US" w:eastAsia="zh-CN" w:bidi="ar"/>
-                              </w:rPr>
-                              <w:t>une</w:t>
-                            </w:r>
-                            <w:r>
-                              <w:rPr>
-                                <w:rFonts w:hint="eastAsia" w:ascii="Times New Roman" w:hAnsi="Times New Roman" w:eastAsia="宋体" w:cs="Times New Roman"/>
-                                <w:snapToGrid w:val="0"/>
-                                <w:color w:val="000000"/>
-                                <w:kern w:val="0"/>
-                                <w:sz w:val="31"/>
-                                <w:szCs w:val="31"/>
-                                <w:lang w:val="en-US" w:eastAsia="zh-CN" w:bidi="ar"/>
-                              </w:rPr>
-                              <w:t xml:space="preserve"> </w:t>
-                            </w:r>
-                            <w:r>
-                              <w:rPr>
-                                <w:rFonts w:hint="default" w:ascii="Times New Roman" w:hAnsi="Times New Roman" w:eastAsia="宋体" w:cs="Times New Roman"/>
-                                <w:snapToGrid w:val="0"/>
-                                <w:color w:val="000000"/>
-                                <w:kern w:val="0"/>
-                                <w:sz w:val="31"/>
-                                <w:szCs w:val="31"/>
-                                <w:lang w:val="en-US" w:eastAsia="zh-CN" w:bidi="ar"/>
-                              </w:rPr>
-                              <w:t xml:space="preserve"> 2026</w:t>
-                            </w:r>
-                          </w:p>
-                          <w:p/>
-                        </w:txbxContent>
-                      </wps:txbx>
-                      <wps:bodyPr rot="0" spcFirstLastPara="0" vertOverflow="overflow" horzOverflow="overflow" vert="horz" wrap="square" lIns="91440" tIns="45720" rIns="91440" bIns="45720" numCol="1" spcCol="0" rtlCol="0" fromWordArt="0" anchor="t" anchorCtr="0" forceAA="0" compatLnSpc="1">
-                        <a:noAutofit/>
-                      </wps:bodyPr>
-                    </wps:wsp>
-                  </a:graphicData>
-                </a:graphic>
-              </wp:anchor>
-            </w:drawing>
-          </mc:Choice>
-          <mc:Fallback>
-            <w:pict>
-              <v:shape id="_x0000_s1026" o:spid="_x0000_s1026" o:spt="202" type="#_x0000_t202" style="position:absolute;left:0pt;margin-left:192.9pt;margin-top:7.7pt;height:32.3pt;width:138.75pt;z-index:251659264;mso-width-relative:page;mso-height-relative:page;" fillcolor="#FFFFFF [3201]" filled="t" stroked="f" coordsize="21600,21600" o:gfxdata="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">
-                <v:fill on="t" focussize="0,0"/>
-                <v:stroke on="f" weight="0.5pt"/>
-                <v:imagedata o:title=""/>
-                <o:lock v:ext="edit" aspectratio="f"/>
-                <v:textbox>
-                  <w:txbxContent>
-                    <w:p>
-                      <w:pPr>
-                        <w:keepNext w:val="0"/>
-                        <w:keepLines w:val="0"/>
-                        <w:widowControl/>
-                        <w:suppressLineNumbers w:val="0"/>
-                        <w:jc w:val="left"/>
-                        <w:rPr>
-                          <w:rFonts w:ascii="Times New Roman" w:hAnsi="Times New Roman" w:eastAsia="Times New Roman" w:cs="Times New Roman"/>
-                          <w:sz w:val="31"/>
-                          <w:szCs w:val="31"/>
-                        </w:rPr>
-                      </w:pPr>
-                      <w:r>
-                        <w:rPr>
-                          <w:rFonts w:hint="eastAsia" w:ascii="Times New Roman" w:hAnsi="Times New Roman" w:eastAsia="宋体" w:cs="Times New Roman"/>
-                          <w:snapToGrid w:val="0"/>
-                          <w:color w:val="000000"/>
-                          <w:kern w:val="0"/>
-                          <w:sz w:val="31"/>
-                          <w:szCs w:val="31"/>
-                          <w:lang w:val="en-US" w:eastAsia="zh-CN" w:bidi="ar"/>
-                        </w:rPr>
-                        <w:t>J</w:t>
-                      </w:r>
-                      <w:r>
-                        <w:rPr>
-                          <w:rFonts w:hint="default" w:ascii="Times New Roman" w:hAnsi="Times New Roman" w:eastAsia="宋体" w:cs="Times New Roman"/>
-                          <w:snapToGrid w:val="0"/>
-                          <w:color w:val="000000"/>
-                          <w:kern w:val="0"/>
-                          <w:sz w:val="31"/>
-                          <w:szCs w:val="31"/>
-                          <w:lang w:val="en-US" w:eastAsia="zh-CN" w:bidi="ar"/>
-                        </w:rPr>
-                        <w:t>une</w:t>
-                      </w:r>
-                      <w:r>
-                        <w:rPr>
-                          <w:rFonts w:hint="eastAsia" w:ascii="Times New Roman" w:hAnsi="Times New Roman" w:eastAsia="宋体" w:cs="Times New Roman"/>
-                          <w:snapToGrid w:val="0"/>
-                          <w:color w:val="000000"/>
-                          <w:kern w:val="0"/>
-                          <w:sz w:val="31"/>
-                          <w:szCs w:val="31"/>
-                          <w:lang w:val="en-US" w:eastAsia="zh-CN" w:bidi="ar"/>
-                        </w:rPr>
-                        <w:t xml:space="preserve"> </w:t>
-                      </w:r>
-                      <w:r>
-                        <w:rPr>
-                          <w:rFonts w:hint="default" w:ascii="Times New Roman" w:hAnsi="Times New Roman" w:eastAsia="宋体" w:cs="Times New Roman"/>
-                          <w:snapToGrid w:val="0"/>
-                          <w:color w:val="000000"/>
-                          <w:kern w:val="0"/>
-                          <w:sz w:val="31"/>
-                          <w:szCs w:val="31"/>
-                          <w:lang w:val="en-US" w:eastAsia="zh-CN" w:bidi="ar"/>
-                        </w:rPr>
-                        <w:t xml:space="preserve"> 2026</w:t>
-                      </w:r>
-                    </w:p>
-                    <w:p/>
-                  </w:txbxContent>
-                </v:textbox>
-              </v:shape>
-            </w:pict>
-          </mc:Fallback>
-        </mc:AlternateContent>
       </w:r>
     </w:p>
     <w:p>
@@ -2121,19 +1819,9 @@
       <w:pStyle w:val="2"/>
       <w:spacing w:line="14" w:lineRule="auto"/>
       <w:rPr>
-        <w:rFonts w:hint="eastAsia" w:eastAsia="宋体"/>
         <w:sz w:val="2"/>
-        <w:lang w:val="en-US" w:eastAsia="zh-CN"/>
       </w:rPr>
     </w:pPr>
-    <w:r>
-      <w:rPr>
-        <w:rFonts w:hint="eastAsia" w:eastAsia="宋体"/>
-        <w:sz w:val="2"/>
-        <w:lang w:val="en-US" w:eastAsia="zh-CN"/>
-      </w:rPr>
-      <w:t>`</w:t>
-    </w:r>
   </w:p>
 </w:ftr>
 </file>
@@ -2191,7 +1879,7 @@
       <mc:AlternateContent>
         <mc:Choice Requires="wps">
           <w:drawing>
-            <wp:anchor distT="0" distB="0" distL="0" distR="0" simplePos="0" relativeHeight="251660288" behindDoc="1" locked="0" layoutInCell="0" allowOverlap="1">
+            <wp:anchor distT="0" distB="0" distL="0" distR="0" simplePos="0" relativeHeight="251659264" behindDoc="1" locked="0" layoutInCell="0" allowOverlap="1">
               <wp:simplePos x="0" y="0"/>
               <wp:positionH relativeFrom="page">
                 <wp:posOffset>0</wp:posOffset>
@@ -2248,7 +1936,7 @@
         </mc:Choice>
         <mc:Fallback>
           <w:pict>
-            <v:rect id="Rect 2" o:spid="_x0000_s1026" o:spt="1" style="position:absolute;left:0pt;margin-left:0pt;margin-top:0pt;height:842pt;width:595.35pt;mso-position-horizontal-relative:page;mso-position-vertical-relative:page;z-index:-251656192;mso-width-relative:page;mso-height-relative:page;" fillcolor="#D3F8D6" filled="t" stroked="f" coordsize="21600,21600" o:allowincell="f" o:gfxdata="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">
+            <v:rect id="Rect 2" o:spid="_x0000_s1026" o:spt="1" style="position:absolute;left:0pt;margin-left:0pt;margin-top:0pt;height:842pt;width:595.35pt;mso-position-horizontal-relative:page;mso-position-vertical-relative:page;z-index:-251657216;mso-width-relative:page;mso-height-relative:page;" fillcolor="#D3F8D6" filled="t" stroked="f" coordsize="21600,21600" o:allowincell="f" o:gfxdata="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">
               <v:fill on="t" focussize="0,0"/>
               <v:stroke on="f" weight="0pt"/>
               <v:imagedata o:title=""/>
@@ -2291,7 +1979,7 @@
     </w:pPr>
     <w:r>
       <w:pict>
-        <v:shape id="_x0000_s4097" o:spid="_x0000_s4097" style="position:absolute;left:0pt;margin-left:56.7pt;margin-top:61pt;height:0.5pt;width:439.45pt;mso-position-horizontal-relative:page;mso-position-vertical-relative:page;z-index:251661312;mso-width-relative:page;mso-height-relative:page;" fillcolor="#000000" filled="t" stroked="f" coordsize="8789,10" o:allowincell="f" path="m0,0l8788,0,8788,9,0,9,0,0xe">
+        <v:shape id="_x0000_s4097" o:spid="_x0000_s4097" style="position:absolute;left:0pt;margin-left:56.7pt;margin-top:61pt;height:0.5pt;width:439.45pt;mso-position-horizontal-relative:page;mso-position-vertical-relative:page;z-index:251660288;mso-width-relative:page;mso-height-relative:page;" fillcolor="#000000" filled="t" stroked="f" coordsize="8789,10" o:allowincell="f" path="m0,0l8788,0,8788,9,0,9,0,0xe">
           <v:path/>
           <v:fill on="t" focussize="0,0"/>
           <v:stroke on="f"/>
@@ -2389,7 +2077,7 @@
     <w:lsdException w:qFormat="1" w:unhideWhenUsed="0" w:uiPriority="0" w:semiHidden="0" w:name="Title"/>
     <w:lsdException w:unhideWhenUsed="0" w:uiPriority="0" w:semiHidden="0" w:name="Closing"/>
     <w:lsdException w:unhideWhenUsed="0" w:uiPriority="0" w:semiHidden="0" w:name="Signature"/>
-    <w:lsdException w:qFormat="1" w:unhideWhenUsed="0" w:uiPriority="0" w:name="Default Paragraph Font"/>
+    <w:lsdException w:unhideWhenUsed="0" w:uiPriority="0" w:name="Default Paragraph Font"/>
     <w:lsdException w:qFormat="1" w:unhideWhenUsed="0" w:uiPriority="0" w:name="Body Text"/>
     <w:lsdException w:unhideWhenUsed="0" w:uiPriority="0" w:semiHidden="0" w:name="Body Text Indent"/>
     <w:lsdException w:unhideWhenUsed="0" w:uiPriority="0" w:semiHidden="0" w:name="List Continue"/>
@@ -2601,7 +2289,6 @@
   <w:style w:type="character" w:default="1" w:styleId="5">
     <w:name w:val="Default Paragraph Font"/>
     <w:semiHidden/>
-    <w:qFormat/>
     <w:uiPriority w:val="0"/>
   </w:style>
   <w:style w:type="table" w:default="1" w:styleId="4">

--- a/封面_前六页.docx
+++ b/封面_前六页.docx
@@ -305,7 +305,7 @@
     <w:p>
       <w:pPr>
         <w:spacing w:before="115" w:line="232" w:lineRule="auto"/>
-        <w:ind w:left="2611"/>
+        <w:ind w:left="2611" w:firstLine="371" w:firstLineChars="100"/>
         <w:rPr>
           <w:rFonts w:hint="default" w:ascii="楷体" w:hAnsi="楷体" w:eastAsia="楷体" w:cs="楷体"/>
           <w:sz w:val="35"/>
@@ -466,15 +466,18 @@
         </w:rPr>
         <w:t>称：软件工程</w:t>
       </w:r>
+      <w:bookmarkStart w:id="1" w:name="_GoBack"/>
+      <w:bookmarkEnd w:id="1"/>
     </w:p>
     <w:p>
       <w:pPr>
         <w:spacing w:before="229" w:line="229" w:lineRule="auto"/>
         <w:ind w:left="2546"/>
         <w:rPr>
-          <w:rFonts w:ascii="楷体" w:hAnsi="楷体" w:eastAsia="楷体" w:cs="楷体"/>
-          <w:sz w:val="31"/>
-          <w:szCs w:val="31"/>
+          <w:rFonts w:hint="default" w:ascii="楷体" w:hAnsi="楷体" w:eastAsia="楷体" w:cs="楷体"/>
+          <w:sz w:val="31"/>
+          <w:szCs w:val="31"/>
+          <w:lang w:val="en-US" w:eastAsia="zh-CN"/>
         </w:rPr>
       </w:pPr>
       <w:r>
@@ -508,12 +511,23 @@
       </w:r>
       <w:r>
         <w:rPr>
+          <w:rFonts w:hint="eastAsia" w:ascii="楷体" w:hAnsi="楷体" w:eastAsia="楷体" w:cs="楷体"/>
+          <w:b/>
+          <w:bCs/>
+          <w:sz w:val="31"/>
+          <w:szCs w:val="31"/>
+          <w:lang w:val="en-US" w:eastAsia="zh-CN"/>
+        </w:rPr>
+        <w:t>伍勋高</w:t>
+      </w:r>
+      <w:r>
+        <w:rPr>
           <w:rFonts w:ascii="楷体" w:hAnsi="楷体" w:eastAsia="楷体" w:cs="楷体"/>
           <w:spacing w:val="8"/>
           <w:sz w:val="31"/>
           <w:szCs w:val="31"/>
         </w:rPr>
-        <w:t xml:space="preserve">         </w:t>
+        <w:t xml:space="preserve">    </w:t>
       </w:r>
       <w:r>
         <w:rPr>
@@ -524,6 +538,17 @@
           <w:szCs w:val="31"/>
         </w:rPr>
         <w:t>指导老师:</w:t>
+      </w:r>
+      <w:r>
+        <w:rPr>
+          <w:rFonts w:hint="eastAsia" w:ascii="楷体" w:hAnsi="楷体" w:eastAsia="楷体" w:cs="楷体"/>
+          <w:b/>
+          <w:bCs/>
+          <w:sz w:val="31"/>
+          <w:szCs w:val="31"/>
+          <w:lang w:val="en-US" w:eastAsia="zh-CN"/>
+        </w:rPr>
+        <w:t xml:space="preserve"> 吴昊 高级工程师</w:t>
       </w:r>
     </w:p>
     <w:p>
@@ -1008,8 +1033,6 @@
         <w:pStyle w:val="2"/>
         <w:spacing w:line="264" w:lineRule="auto"/>
       </w:pPr>
-      <w:bookmarkStart w:id="1" w:name="_GoBack"/>
-      <w:bookmarkEnd w:id="1"/>
     </w:p>
     <w:p>
       <w:pPr>
@@ -1058,27 +1081,27 @@
     <w:p>
       <w:pPr>
         <w:spacing w:before="318" w:line="189" w:lineRule="auto"/>
-        <w:ind w:left="4360"/>
-        <w:rPr>
-          <w:rFonts w:ascii="Times New Roman" w:hAnsi="Times New Roman" w:eastAsia="Times New Roman" w:cs="Times New Roman"/>
-          <w:sz w:val="31"/>
-          <w:szCs w:val="31"/>
-        </w:rPr>
-      </w:pPr>
-      <w:r>
-        <w:rPr>
-          <w:rFonts w:ascii="Times New Roman" w:hAnsi="Times New Roman" w:eastAsia="Times New Roman" w:cs="Times New Roman"/>
-          <w:spacing w:val="5"/>
-          <w:sz w:val="31"/>
-          <w:szCs w:val="31"/>
-        </w:rPr>
-        <w:t>XX</w:t>
+        <w:rPr>
+          <w:rFonts w:hint="default" w:ascii="Times New Roman" w:hAnsi="Times New Roman" w:eastAsia="宋体" w:cs="Times New Roman"/>
+          <w:sz w:val="31"/>
+          <w:szCs w:val="31"/>
+          <w:lang w:val="en-US" w:eastAsia="zh-CN"/>
+        </w:rPr>
+      </w:pPr>
+      <w:r>
+        <w:rPr>
+          <w:rFonts w:hint="eastAsia" w:ascii="Times New Roman" w:hAnsi="Times New Roman" w:eastAsia="宋体" w:cs="Times New Roman"/>
+          <w:sz w:val="31"/>
+          <w:szCs w:val="31"/>
+          <w:lang w:val="en-US" w:eastAsia="zh-CN"/>
+        </w:rPr>
+        <w:t xml:space="preserve">                                                 XunGao Wu</w:t>
       </w:r>
     </w:p>
     <w:p>
       <w:pPr>
         <w:spacing w:before="309" w:line="197" w:lineRule="auto"/>
-        <w:ind w:left="2366"/>
+        <w:ind w:firstLine="2480" w:firstLineChars="800"/>
         <w:rPr>
           <w:rFonts w:ascii="Times New Roman" w:hAnsi="Times New Roman" w:eastAsia="Times New Roman" w:cs="Times New Roman"/>
           <w:sz w:val="31"/>
@@ -1104,11 +1127,13 @@
       </w:r>
       <w:r>
         <w:rPr>
-          <w:rFonts w:ascii="Times New Roman" w:hAnsi="Times New Roman" w:eastAsia="Times New Roman" w:cs="Times New Roman"/>
-          <w:sz w:val="31"/>
-          <w:szCs w:val="31"/>
-        </w:rPr>
-        <w:t>XX</w:t>
+          <w:rFonts w:hint="eastAsia" w:ascii="Times New Roman" w:hAnsi="Times New Roman" w:eastAsia="宋体" w:cs="Times New Roman"/>
+          <w:spacing w:val="15"/>
+          <w:sz w:val="31"/>
+          <w:szCs w:val="31"/>
+          <w:lang w:val="en-US" w:eastAsia="zh-CN"/>
+        </w:rPr>
+        <w:t>WuHao</w:t>
       </w:r>
       <w:r>
         <w:rPr>
@@ -2044,7 +2069,7 @@
     <w:lsdException w:unhideWhenUsed="0" w:uiPriority="0" w:semiHidden="0" w:name="footnote text"/>
     <w:lsdException w:unhideWhenUsed="0" w:uiPriority="0" w:semiHidden="0" w:name="annotation text"/>
     <w:lsdException w:unhideWhenUsed="0" w:uiPriority="0" w:semiHidden="0" w:name="header"/>
-    <w:lsdException w:unhideWhenUsed="0" w:uiPriority="0" w:semiHidden="0" w:name="footer"/>
+    <w:lsdException w:qFormat="1" w:unhideWhenUsed="0" w:uiPriority="0" w:semiHidden="0" w:name="footer"/>
     <w:lsdException w:unhideWhenUsed="0" w:uiPriority="0" w:semiHidden="0" w:name="index heading"/>
     <w:lsdException w:qFormat="1" w:uiPriority="0" w:name="caption"/>
     <w:lsdException w:unhideWhenUsed="0" w:uiPriority="0" w:semiHidden="0" w:name="table of figures"/>
@@ -2077,7 +2102,7 @@
     <w:lsdException w:qFormat="1" w:unhideWhenUsed="0" w:uiPriority="0" w:semiHidden="0" w:name="Title"/>
     <w:lsdException w:unhideWhenUsed="0" w:uiPriority="0" w:semiHidden="0" w:name="Closing"/>
     <w:lsdException w:unhideWhenUsed="0" w:uiPriority="0" w:semiHidden="0" w:name="Signature"/>
-    <w:lsdException w:unhideWhenUsed="0" w:uiPriority="0" w:name="Default Paragraph Font"/>
+    <w:lsdException w:qFormat="1" w:unhideWhenUsed="0" w:uiPriority="0" w:name="Default Paragraph Font"/>
     <w:lsdException w:qFormat="1" w:unhideWhenUsed="0" w:uiPriority="0" w:name="Body Text"/>
     <w:lsdException w:unhideWhenUsed="0" w:uiPriority="0" w:semiHidden="0" w:name="Body Text Indent"/>
     <w:lsdException w:unhideWhenUsed="0" w:uiPriority="0" w:semiHidden="0" w:name="List Continue"/>
@@ -2289,6 +2314,7 @@
   <w:style w:type="character" w:default="1" w:styleId="5">
     <w:name w:val="Default Paragraph Font"/>
     <w:semiHidden/>
+    <w:qFormat/>
     <w:uiPriority w:val="0"/>
   </w:style>
   <w:style w:type="table" w:default="1" w:styleId="4">
@@ -2321,6 +2347,7 @@
   <w:style w:type="paragraph" w:styleId="3">
     <w:name w:val="footer"/>
     <w:basedOn w:val="1"/>
+    <w:qFormat/>
     <w:uiPriority w:val="0"/>
     <w:pPr>
       <w:tabs>
